--- a/HITRUST-CSF/CSW-HITRUST-Reference-Design.docx
+++ b/HITRUST-CSF/CSW-HITRUST-Reference-Design.docx
@@ -37,13 +37,13 @@
         <w:t xml:space="preserve">Cisco Secure Workload — HITRUST CSF v11</w:t>
       </w:r>
     </w:p>
-    <w:bookmarkStart w:id="9" w:name="Xcf74d4e11b0c14a079119a6c2c5e5b2ed76ab43"/>
+    <w:bookmarkStart w:id="9" w:name="X2efb23f0b855c47e942b6ea3d3541a70350f561"/>
     <w:p>
       <w:pPr>
         <w:pStyle w:val="Heading2"/>
       </w:pPr>
       <w:r>
-        <w:t xml:space="preserve">Technical Runbook | Certifiable Security &amp; Privacy Programs</w:t>
+        <w:t xml:space="preserve">Reference Design | Certifiable Security &amp; Privacy Programs</w:t>
       </w:r>
     </w:p>
     <w:p>
@@ -250,7 +250,7 @@
           <w:b/>
           <w:bCs/>
         </w:rPr>
-        <w:t xml:space="preserve">Questions this runbook helps you answer:</w:t>
+        <w:t xml:space="preserve">Questions this reference design helps you answer:</w:t>
       </w:r>
     </w:p>
     <w:p>
@@ -847,7 +847,7 @@
         <w:t xml:space="preserve"> </w:t>
       </w:r>
       <w:r>
-        <w:t xml:space="preserve">runbook pointers.</w:t>
+        <w:t xml:space="preserve">reference design pointers.</w:t>
       </w:r>
     </w:p>
     <w:p>
@@ -2359,7 +2359,7 @@
         <w:t xml:space="preserve"> </w:t>
       </w:r>
       <w:r>
-        <w:t xml:space="preserve">This repo includes dedicated CSW runbooks for</w:t>
+        <w:t xml:space="preserve">This repo includes dedicated CSW reference designs for</w:t>
       </w:r>
       <w:r>
         <w:t xml:space="preserve"> </w:t>
@@ -6279,7 +6279,7 @@
         <w:pStyle w:val="FirstParagraph"/>
       </w:pPr>
       <w:r>
-        <w:t xml:space="preserve">When your MyCSF mapping cites an underlying clause, consult the matching repo runbook</w:t>
+        <w:t xml:space="preserve">When your MyCSF mapping cites an underlying clause, consult the matching repo reference design</w:t>
       </w:r>
       <w:r>
         <w:t xml:space="preserve"> </w:t>
@@ -8857,13 +8857,13 @@
       </w:r>
     </w:p>
     <w:bookmarkEnd w:id="51"/>
-    <w:bookmarkStart w:id="52" w:name="X79c4bb5b04819c35c6f5815b0337bf7163b1c1a"/>
+    <w:bookmarkStart w:id="52" w:name="X0088ba5b19ba84c0956c790c6e42feff6ab97f3"/>
     <w:p>
       <w:pPr>
         <w:pStyle w:val="Heading2"/>
       </w:pPr>
       <w:r>
-        <w:t xml:space="preserve">Appendix B — Cross-Reference Index to Repo Runbooks</w:t>
+        <w:t xml:space="preserve">Appendix B — Cross-Reference Index to Repo Reference designs</w:t>
       </w:r>
     </w:p>
     <w:tbl>
@@ -8926,7 +8926,7 @@
                 <w:rPr>
                   <w:rStyle w:val="Hyperlink"/>
                 </w:rPr>
-                <w:t xml:space="preserve">../HIPAA/CSW-HIPAA-Technical-Runbook.md</w:t>
+                <w:t xml:space="preserve">../HIPAA/CSW-HIPAA-Reference-Design.md</w:t>
               </w:r>
             </w:hyperlink>
           </w:p>
@@ -8955,7 +8955,7 @@
                 <w:rPr>
                   <w:rStyle w:val="Hyperlink"/>
                 </w:rPr>
-                <w:t xml:space="preserve">../ISO-27001-2022/CSW-ISO27001-Technical-Runbook.md</w:t>
+                <w:t xml:space="preserve">../ISO-27001-2022/CSW-ISO27001-Reference-Design.md</w:t>
               </w:r>
             </w:hyperlink>
           </w:p>
@@ -8984,7 +8984,7 @@
                 <w:rPr>
                   <w:rStyle w:val="Hyperlink"/>
                 </w:rPr>
-                <w:t xml:space="preserve">../NIST-800-53/CSW-NIST-800-53-Technical-Runbook.md</w:t>
+                <w:t xml:space="preserve">../NIST-800-53/CSW-NIST-800-53-Reference-Design.md</w:t>
               </w:r>
             </w:hyperlink>
           </w:p>
@@ -9013,7 +9013,7 @@
                 <w:rPr>
                   <w:rStyle w:val="Hyperlink"/>
                 </w:rPr>
-                <w:t xml:space="preserve">../PCI-DSS-v4/CSW-PCI-DSS-Technical-Runbook.md</w:t>
+                <w:t xml:space="preserve">../PCI-DSS-v4/CSW-PCI-DSS-Reference-Design.md</w:t>
               </w:r>
             </w:hyperlink>
           </w:p>
